--- a/olga-resume-assistant.docx
+++ b/olga-resume-assistant.docx
@@ -43,6 +43,19 @@
     </w:p>
     <w:p>
       <w:pPr>
+        <w:spacing w:after="0" w:before="0"/>
+      </w:pPr>
+      <w:r>
+        <w:rPr>
+          <w:b w:val="0"/>
+          <w:i w:val="0"/>
+          <w:sz w:val="18"/>
+        </w:rPr>
+        <w:t>Английский: B1 (Intermediate) по CEFR</w:t>
+      </w:r>
+    </w:p>
+    <w:p>
+      <w:pPr>
         <w:spacing w:after="40" w:before="0"/>
       </w:pPr>
       <w:r>
@@ -51,7 +64,7 @@
           <w:i w:val="0"/>
           <w:sz w:val="18"/>
         </w:rPr>
-        <w:t>Английский: B1 (Intermediate) по CEFR</w:t>
+        <w:t>Формат: удалённо (предпочтительно), гибрид, офис; готова к релокации и командировкам</w:t>
       </w:r>
     </w:p>
     <w:p>
@@ -77,7 +90,7 @@
           <w:i w:val="0"/>
           <w:sz w:val="22"/>
         </w:rPr>
-        <w:t>Опыт работы (общий стаж: 5 лет 6 месяцев)</w:t>
+        <w:t>Опыт работы (общий стаж: 6 лет 5 месяцев)</w:t>
       </w:r>
     </w:p>
     <w:p>
@@ -181,26 +194,7 @@
         <w:rPr>
           <w:sz w:val="18"/>
         </w:rPr>
-        <w:t>— Готовила статус по срокам, рискам и упирающимся задачам; вела документацию и планирование в Notion</w:t>
-      </w:r>
-    </w:p>
-    <w:p>
-      <w:pPr>
-        <w:spacing w:after="20"/>
-        <w:ind w:left="283" w:hanging="159"/>
-      </w:pPr>
-      <w:r>
-        <w:rPr>
-          <w:b/>
-          <w:sz w:val="18"/>
-        </w:rPr>
-        <w:t xml:space="preserve">— Результат: </w:t>
-      </w:r>
-      <w:r>
-        <w:rPr>
-          <w:sz w:val="18"/>
-        </w:rPr>
-        <w:t>основатель получал готовую картину проекта и не собирал её вручную</w:t>
+        <w:t>— Готовила статус по срокам и рискам, вела документацию и планирование в Notion — основатель получал готовую картину проекта</w:t>
       </w:r>
     </w:p>
     <w:p>
@@ -294,7 +288,7 @@
           <w:b w:val="0"/>
           <w:sz w:val="18"/>
         </w:rPr>
-        <w:t xml:space="preserve">2023 — 2025 | </w:t>
+        <w:t xml:space="preserve">11.2023 — 04.2025 | </w:t>
       </w:r>
       <w:r>
         <w:rPr>
@@ -346,7 +340,7 @@
         <w:rPr>
           <w:sz w:val="18"/>
         </w:rPr>
-        <w:t>— Нанимала работников и подбирала бригады под объём работ, вела коммуникацию с клиентами и мастерами</w:t>
+        <w:t>— Нанимала работников и бригады под объём работ, вела клиентов и мастеров</w:t>
       </w:r>
     </w:p>
     <w:p>
@@ -358,7 +352,7 @@
         <w:rPr>
           <w:sz w:val="18"/>
         </w:rPr>
-        <w:t>— Составила обучающие методички по производству строительно-отделочных работ</w:t>
+        <w:t>— Составила методички по производству строительно-отделочных работ</w:t>
       </w:r>
     </w:p>
     <w:p>
@@ -389,7 +383,7 @@
           <w:b w:val="0"/>
           <w:sz w:val="18"/>
         </w:rPr>
-        <w:t xml:space="preserve">2023 — 2025 | </w:t>
+        <w:t xml:space="preserve">06.2023 — 08.2025 | </w:t>
       </w:r>
       <w:r>
         <w:rPr>
@@ -417,7 +411,7 @@
           <w:color w:val="505050"/>
           <w:sz w:val="18"/>
         </w:rPr>
-        <w:t>Онлайн-группы; работа параллельно с ETICO.BY.</w:t>
+        <w:t>Онлайн-группы, 2 года 2 месяца; работа параллельно с ETICO.BY и инфобизнесом.</w:t>
       </w:r>
     </w:p>
     <w:p>
@@ -441,7 +435,7 @@
           <w:b w:val="0"/>
           <w:sz w:val="18"/>
         </w:rPr>
-        <w:t xml:space="preserve">2023 | </w:t>
+        <w:t xml:space="preserve">07.2023 — 11.2023 | </w:t>
       </w:r>
       <w:r>
         <w:rPr>
@@ -469,7 +463,7 @@
           <w:color w:val="505050"/>
           <w:sz w:val="18"/>
         </w:rPr>
-        <w:t>3–4 месяца плотной загрузки, 3–4 часа в день.</w:t>
+        <w:t>Плотная загрузка 3–4 часа в день.</w:t>
       </w:r>
     </w:p>
     <w:p>
@@ -512,7 +506,7 @@
           <w:b w:val="0"/>
           <w:sz w:val="18"/>
         </w:rPr>
-        <w:t xml:space="preserve">2017 — 2020 | </w:t>
+        <w:t xml:space="preserve">09.2016 — 11.2019 | </w:t>
       </w:r>
       <w:r>
         <w:rPr>
@@ -540,7 +534,7 @@
           <w:color w:val="505050"/>
           <w:sz w:val="18"/>
         </w:rPr>
-        <w:t>Первая работа с 11 класса. Аудитория — школьники 9–11 классов.</w:t>
+        <w:t>Первая работа, с 11 класса, 3 года 2 месяца. Аудитория — школьники 9–11 классов.</w:t>
       </w:r>
     </w:p>
     <w:p>

--- a/olga-resume-assistant.docx
+++ b/olga-resume-assistant.docx
@@ -90,7 +90,7 @@
           <w:i w:val="0"/>
           <w:sz w:val="22"/>
         </w:rPr>
-        <w:t>Опыт работы (общий стаж: 6 лет 5 месяцев)</w:t>
+        <w:t>Опыт работы (общий стаж: 6 лет 4 месяца)</w:t>
       </w:r>
     </w:p>
     <w:p>
@@ -383,7 +383,7 @@
           <w:b w:val="0"/>
           <w:sz w:val="18"/>
         </w:rPr>
-        <w:t xml:space="preserve">06.2023 — 08.2025 | </w:t>
+        <w:t xml:space="preserve">03.2024 — 08.2025 | </w:t>
       </w:r>
       <w:r>
         <w:rPr>
@@ -411,7 +411,7 @@
           <w:color w:val="505050"/>
           <w:sz w:val="18"/>
         </w:rPr>
-        <w:t>Онлайн-группы, 2 года 2 месяца; работа параллельно с ETICO.BY и инфобизнесом.</w:t>
+        <w:t>Онлайн-группы, 1 год 5 месяцев; работа параллельно с ETICO.BY.</w:t>
       </w:r>
     </w:p>
     <w:p>

--- a/olga-resume-assistant.docx
+++ b/olga-resume-assistant.docx
@@ -82,20 +82,20 @@
     </w:p>
     <w:p>
       <w:pPr>
-        <w:spacing w:after="20" w:before="140"/>
+        <w:spacing w:after="20" w:before="100"/>
       </w:pPr>
       <w:r>
         <w:rPr>
           <w:b/>
           <w:i w:val="0"/>
-          <w:sz w:val="22"/>
+          <w:sz w:val="21"/>
         </w:rPr>
-        <w:t>Опыт работы (общий стаж: 6 лет 4 месяца)</w:t>
+        <w:t>Опыт работы (общий стаж: 7 лет 1 месяц)</w:t>
       </w:r>
     </w:p>
     <w:p>
       <w:pPr>
-        <w:spacing w:after="0" w:before="120"/>
+        <w:spacing w:after="0" w:before="80"/>
       </w:pPr>
       <w:r>
         <w:rPr>
@@ -130,7 +130,7 @@
           <w:color w:val="505050"/>
           <w:sz w:val="18"/>
         </w:rPr>
-        <w:t>Технологическая команда, разработка алгоритмического торгового бота на блокчейне Solana. Команда до 5 человек: DevOps, ML-инженер, Rust-разработчики.</w:t>
+        <w:t>Торговый бот на блокчейне Solana. Команда до 5 человек: DevOps, ML-инженер, Rust-разработчики.</w:t>
       </w:r>
     </w:p>
     <w:p>
@@ -281,7 +281,47 @@
     </w:p>
     <w:p>
       <w:pPr>
-        <w:spacing w:after="0" w:before="120"/>
+        <w:spacing w:after="0" w:before="80"/>
+      </w:pPr>
+      <w:r>
+        <w:rPr>
+          <w:b w:val="0"/>
+          <w:sz w:val="18"/>
+        </w:rPr>
+        <w:t xml:space="preserve">08.2023 — 04.2025 | </w:t>
+      </w:r>
+      <w:r>
+        <w:rPr>
+          <w:b/>
+          <w:sz w:val="18"/>
+        </w:rPr>
+        <w:t>Картограф-редактор</w:t>
+      </w:r>
+      <w:r>
+        <w:rPr>
+          <w:b/>
+          <w:sz w:val="18"/>
+        </w:rPr>
+        <w:t>, картографическое предприятие, Минск</w:t>
+      </w:r>
+    </w:p>
+    <w:p>
+      <w:pPr>
+        <w:spacing w:after="20" w:before="0"/>
+      </w:pPr>
+      <w:r>
+        <w:rPr>
+          <w:b w:val="0"/>
+          <w:i/>
+          <w:color w:val="505050"/>
+          <w:sz w:val="18"/>
+        </w:rPr>
+        <w:t>Обязательная отработка по распределению; параллельно вела ассистентские проекты.</w:t>
+      </w:r>
+    </w:p>
+    <w:p>
+      <w:pPr>
+        <w:spacing w:after="0" w:before="80"/>
       </w:pPr>
       <w:r>
         <w:rPr>
@@ -316,7 +356,7 @@
           <w:color w:val="505050"/>
           <w:sz w:val="18"/>
         </w:rPr>
-        <w:t>Премиальный ремонт квартир и загородных домов. До 5 объектов в работе одновременно, от 1 до 5 мастеров на объекте, у студии 120+ реализованных проектов.</w:t>
+        <w:t>Премиальный ремонт квартир и домов. До 5 объектов одновременно, 1–5 мастеров на объекте, у студии 120+ проектов.</w:t>
       </w:r>
     </w:p>
     <w:p>
@@ -376,7 +416,7 @@
     </w:p>
     <w:p>
       <w:pPr>
-        <w:spacing w:after="0" w:before="120"/>
+        <w:spacing w:after="0" w:before="80"/>
       </w:pPr>
       <w:r>
         <w:rPr>
@@ -428,7 +468,7 @@
     </w:p>
     <w:p>
       <w:pPr>
-        <w:spacing w:after="0" w:before="120"/>
+        <w:spacing w:after="0" w:before="80"/>
       </w:pPr>
       <w:r>
         <w:rPr>
@@ -499,7 +539,47 @@
     </w:p>
     <w:p>
       <w:pPr>
-        <w:spacing w:after="0" w:before="120"/>
+        <w:spacing w:after="0" w:before="80"/>
+      </w:pPr>
+      <w:r>
+        <w:rPr>
+          <w:b w:val="0"/>
+          <w:sz w:val="18"/>
+        </w:rPr>
+        <w:t xml:space="preserve">09.2022 — 06.2023 | </w:t>
+      </w:r>
+      <w:r>
+        <w:rPr>
+          <w:b/>
+          <w:sz w:val="18"/>
+        </w:rPr>
+        <w:t>Преподаватель картографических дисциплин; специалист по обеспечению учебного процесса</w:t>
+      </w:r>
+      <w:r>
+        <w:rPr>
+          <w:b/>
+          <w:sz w:val="18"/>
+        </w:rPr>
+        <w:t>, БГУ, Минск</w:t>
+      </w:r>
+    </w:p>
+    <w:p>
+      <w:pPr>
+        <w:spacing w:after="20" w:before="0"/>
+      </w:pPr>
+      <w:r>
+        <w:rPr>
+          <w:b w:val="0"/>
+          <w:i/>
+          <w:color w:val="505050"/>
+          <w:sz w:val="18"/>
+        </w:rPr>
+        <w:t>Во время магистратуры: практические и лабораторные занятия, организация учебного процесса на кафедре.</w:t>
+      </w:r>
+    </w:p>
+    <w:p>
+      <w:pPr>
+        <w:spacing w:after="0" w:before="80"/>
       </w:pPr>
       <w:r>
         <w:rPr>
@@ -570,13 +650,13 @@
     </w:p>
     <w:p>
       <w:pPr>
-        <w:spacing w:after="20" w:before="140"/>
+        <w:spacing w:after="20" w:before="100"/>
       </w:pPr>
       <w:r>
         <w:rPr>
           <w:b/>
           <w:i w:val="0"/>
-          <w:sz w:val="22"/>
+          <w:sz w:val="21"/>
         </w:rPr>
         <w:t>Образование</w:t>
       </w:r>
@@ -615,6 +695,19 @@
     </w:p>
     <w:p>
       <w:pPr>
+        <w:spacing w:after="0" w:before="0"/>
+      </w:pPr>
+      <w:r>
+        <w:rPr>
+          <w:b w:val="0"/>
+          <w:i w:val="0"/>
+          <w:sz w:val="18"/>
+        </w:rPr>
+        <w:t>Направление: картографо-геодезическая деятельность, специалист; магистр географических наук</w:t>
+      </w:r>
+    </w:p>
+    <w:p>
+      <w:pPr>
         <w:spacing w:after="20" w:before="0"/>
       </w:pPr>
       <w:r>
@@ -623,7 +716,7 @@
           <w:i w:val="0"/>
           <w:sz w:val="18"/>
         </w:rPr>
-        <w:t>Направление: картографо-геодезическая деятельность, специалист; магистр географических наук</w:t>
+        <w:t>Научная работа: анализ способов изображения плотности населения Беларуси. Председатель жилищно-бытовой комиссии профкома факультета: документооборот, база данных, заселение студентов.</w:t>
       </w:r>
     </w:p>
     <w:p>
@@ -654,13 +747,13 @@
     </w:p>
     <w:p>
       <w:pPr>
-        <w:spacing w:after="20" w:before="140"/>
+        <w:spacing w:after="20" w:before="100"/>
       </w:pPr>
       <w:r>
         <w:rPr>
           <w:b/>
           <w:i w:val="0"/>
-          <w:sz w:val="22"/>
+          <w:sz w:val="21"/>
         </w:rPr>
         <w:t>Профессиональные сертификаты</w:t>
       </w:r>
@@ -680,13 +773,13 @@
     </w:p>
     <w:p>
       <w:pPr>
-        <w:spacing w:after="20" w:before="140"/>
+        <w:spacing w:after="20" w:before="100"/>
       </w:pPr>
       <w:r>
         <w:rPr>
           <w:b/>
           <w:i w:val="0"/>
-          <w:sz w:val="22"/>
+          <w:sz w:val="21"/>
         </w:rPr>
         <w:t>Навыки</w:t>
       </w:r>
@@ -807,7 +900,7 @@
     </w:p>
     <w:sectPr>
       <w:pgSz w:w="12240" w:h="15840"/>
-      <w:pgMar w:top="624" w:right="794" w:bottom="567" w:left="794" w:header="720" w:footer="720" w:gutter="0"/>
+      <w:pgMar w:top="510" w:right="680" w:bottom="510" w:left="680" w:header="720" w:footer="720" w:gutter="0"/>
       <w:cols w:space="720"/>
       <w:docGrid w:linePitch="360"/>
     </w:sectPr>
@@ -1179,7 +1272,7 @@
     <w:qFormat/>
     <w:rsid w:val="00FC693F"/>
     <w:pPr>
-      <w:spacing w:after="0" w:line="240" w:lineRule="auto"/>
+      <w:spacing w:after="0" w:line="233" w:lineRule="auto"/>
     </w:pPr>
     <w:rPr>
       <w:rFonts w:ascii="Calibri" w:hAnsi="Calibri"/>

--- a/olga-resume-assistant.docx
+++ b/olga-resume-assistant.docx
@@ -23,7 +23,7 @@
         <w:rPr>
           <w:b w:val="0"/>
           <w:i w:val="0"/>
-          <w:sz w:val="18"/>
+          <w:sz w:val="17"/>
         </w:rPr>
         <w:t>oljadamovna@gmail.com · Тел. +375 29 294-21-82 · Telegram @bolik_olik · Минск, Беларусь</w:t>
       </w:r>
@@ -36,7 +36,7 @@
         <w:rPr>
           <w:b w:val="0"/>
           <w:i w:val="0"/>
-          <w:sz w:val="18"/>
+          <w:sz w:val="17"/>
         </w:rPr>
         <w:t>rozzhalovetsolga.github.io/portfolio · github.com/rozzhalovetsolga · linkedin.com/in/olga-rozzhalovets52967a2a3</w:t>
       </w:r>
@@ -49,7 +49,7 @@
         <w:rPr>
           <w:b w:val="0"/>
           <w:i w:val="0"/>
-          <w:sz w:val="18"/>
+          <w:sz w:val="17"/>
         </w:rPr>
         <w:t>Английский: B1 (Intermediate) по CEFR</w:t>
       </w:r>
@@ -62,7 +62,7 @@
         <w:rPr>
           <w:b w:val="0"/>
           <w:i w:val="0"/>
-          <w:sz w:val="18"/>
+          <w:sz w:val="17"/>
         </w:rPr>
         <w:t>Формат: удалённо (предпочтительно), гибрид, офис; готова к релокации и командировкам</w:t>
       </w:r>
@@ -82,7 +82,7 @@
     </w:p>
     <w:p>
       <w:pPr>
-        <w:spacing w:after="20" w:before="100"/>
+        <w:spacing w:after="20" w:before="80"/>
       </w:pPr>
       <w:r>
         <w:rPr>
@@ -100,21 +100,21 @@
       <w:r>
         <w:rPr>
           <w:b w:val="0"/>
-          <w:sz w:val="18"/>
+          <w:sz w:val="17"/>
         </w:rPr>
         <w:t xml:space="preserve">03.2025 — 09.2026 | </w:t>
       </w:r>
       <w:r>
         <w:rPr>
           <w:b/>
-          <w:sz w:val="18"/>
+          <w:sz w:val="17"/>
         </w:rPr>
         <w:t>Бизнес-ассистент основателя и руководитель проекта</w:t>
       </w:r>
       <w:r>
         <w:rPr>
           <w:b/>
-          <w:sz w:val="18"/>
+          <w:sz w:val="17"/>
         </w:rPr>
         <w:t>, BCH Labs, удалённо</w:t>
       </w:r>
@@ -128,7 +128,7 @@
           <w:b w:val="0"/>
           <w:i/>
           <w:color w:val="505050"/>
-          <w:sz w:val="18"/>
+          <w:sz w:val="17"/>
         </w:rPr>
         <w:t>Торговый бот на блокчейне Solana. Команда до 5 человек: DevOps, ML-инженер, Rust-разработчики.</w:t>
       </w:r>
@@ -141,7 +141,7 @@
         <w:rPr>
           <w:b/>
           <w:i w:val="0"/>
-          <w:sz w:val="18"/>
+          <w:sz w:val="17"/>
         </w:rPr>
         <w:t>Ключевые проекты:</w:t>
       </w:r>
@@ -154,7 +154,7 @@
         <w:rPr>
           <w:b/>
           <w:i w:val="0"/>
-          <w:sz w:val="18"/>
+          <w:sz w:val="17"/>
         </w:rPr>
         <w:t>Операционное управление проектом (2025—2026)</w:t>
       </w:r>
@@ -168,7 +168,7 @@
           <w:b w:val="0"/>
           <w:i/>
           <w:color w:val="505050"/>
-          <w:sz w:val="18"/>
+          <w:sz w:val="17"/>
         </w:rPr>
         <w:t>Снять с основателя контроль сроков и сбор статуса.</w:t>
       </w:r>
@@ -180,7 +180,7 @@
       </w:pPr>
       <w:r>
         <w:rPr>
-          <w:sz w:val="18"/>
+          <w:sz w:val="17"/>
         </w:rPr>
         <w:t>— Собирала недельные спринты и проводила ежедневные созвоны, отслеживала прогресс по каждому исполнителю</w:t>
       </w:r>
@@ -192,7 +192,7 @@
       </w:pPr>
       <w:r>
         <w:rPr>
-          <w:sz w:val="18"/>
+          <w:sz w:val="17"/>
         </w:rPr>
         <w:t>— Готовила статус по срокам и рискам, вела документацию и планирование в Notion — основатель получал готовую картину проекта</w:t>
       </w:r>
@@ -205,7 +205,7 @@
         <w:rPr>
           <w:b/>
           <w:i w:val="0"/>
-          <w:sz w:val="18"/>
+          <w:sz w:val="17"/>
         </w:rPr>
         <w:t>Найм в команду (2025—2026)</w:t>
       </w:r>
@@ -219,7 +219,7 @@
           <w:b w:val="0"/>
           <w:i/>
           <w:color w:val="505050"/>
-          <w:sz w:val="18"/>
+          <w:sz w:val="17"/>
         </w:rPr>
         <w:t>Закрыть инженерные роли на редком стеке — Rust и блокчейн.</w:t>
       </w:r>
@@ -231,7 +231,7 @@
       </w:pPr>
       <w:r>
         <w:rPr>
-          <w:sz w:val="18"/>
+          <w:sz w:val="17"/>
         </w:rPr>
         <w:t>— Описала вакансии, собрала анкеты кандидатов через Google Apps Script, спроектировала трёхэтапный отбор</w:t>
       </w:r>
@@ -243,7 +243,7 @@
       </w:pPr>
       <w:r>
         <w:rPr>
-          <w:sz w:val="18"/>
+          <w:sz w:val="17"/>
         </w:rPr>
         <w:t>— Провела около 35 интервью первого этапа, ввела оценочную карту на 100 баллов с порогом</w:t>
       </w:r>
@@ -255,7 +255,7 @@
       </w:pPr>
       <w:r>
         <w:rPr>
-          <w:sz w:val="18"/>
+          <w:sz w:val="17"/>
         </w:rPr>
         <w:t>— Воронка: 107 анкет → 35 интервью → 9 на втором этапе → 3 на тестовом → 3 найма</w:t>
       </w:r>
@@ -268,13 +268,13 @@
       <w:r>
         <w:rPr>
           <w:b/>
-          <w:sz w:val="18"/>
+          <w:sz w:val="17"/>
         </w:rPr>
         <w:t xml:space="preserve">— Результат: </w:t>
       </w:r>
       <w:r>
         <w:rPr>
-          <w:sz w:val="18"/>
+          <w:sz w:val="17"/>
         </w:rPr>
         <w:t>наняты тимлид и два разработчика уровня middle+, все офферы приняты</w:t>
       </w:r>
@@ -286,21 +286,168 @@
       <w:r>
         <w:rPr>
           <w:b w:val="0"/>
-          <w:sz w:val="18"/>
+          <w:sz w:val="17"/>
+        </w:rPr>
+        <w:t xml:space="preserve">03.2024 — 08.2025 | </w:t>
+      </w:r>
+      <w:r>
+        <w:rPr>
+          <w:b/>
+          <w:sz w:val="17"/>
+        </w:rPr>
+        <w:t>Технический ассистент</w:t>
+      </w:r>
+      <w:r>
+        <w:rPr>
+          <w:b/>
+          <w:sz w:val="17"/>
+        </w:rPr>
+        <w:t>, психологические группы, психолог с аудиторией 31,2 тыс., удалённо</w:t>
+      </w:r>
+    </w:p>
+    <w:p>
+      <w:pPr>
+        <w:spacing w:after="20" w:before="0"/>
+      </w:pPr>
+      <w:r>
+        <w:rPr>
+          <w:b w:val="0"/>
+          <w:i/>
+          <w:color w:val="505050"/>
+          <w:sz w:val="17"/>
+        </w:rPr>
+        <w:t>1 год 5 месяцев, параллельно с ETICO.BY. GetCourse и Zoom, раздача материалов, модерация чатов, контроль оплат — за ведущим оставалось только содержание работы.</w:t>
+      </w:r>
+    </w:p>
+    <w:p>
+      <w:pPr>
+        <w:spacing w:after="0"/>
+        <w:ind w:left="283" w:hanging="159"/>
+      </w:pPr>
+      <w:r>
+        <w:rPr>
+          <w:sz w:val="17"/>
+        </w:rPr>
+        <w:t>— Вела группы технически: доступы и материалы приходили участникам вовремя</w:t>
+      </w:r>
+    </w:p>
+    <w:p>
+      <w:pPr>
+        <w:spacing w:after="0" w:before="80"/>
+      </w:pPr>
+      <w:r>
+        <w:rPr>
+          <w:b w:val="0"/>
+          <w:sz w:val="17"/>
+        </w:rPr>
+        <w:t xml:space="preserve">11.2023 — 04.2025 | </w:t>
+      </w:r>
+      <w:r>
+        <w:rPr>
+          <w:b/>
+          <w:sz w:val="17"/>
+        </w:rPr>
+        <w:t>Бизнес-ассистент основателя</w:t>
+      </w:r>
+      <w:r>
+        <w:rPr>
+          <w:b/>
+          <w:sz w:val="17"/>
+        </w:rPr>
+        <w:t>, ETICO.BY, студия премиального ремонта, Минск</w:t>
+      </w:r>
+    </w:p>
+    <w:p>
+      <w:pPr>
+        <w:spacing w:after="20" w:before="0"/>
+      </w:pPr>
+      <w:r>
+        <w:rPr>
+          <w:b w:val="0"/>
+          <w:i/>
+          <w:color w:val="505050"/>
+          <w:sz w:val="17"/>
+        </w:rPr>
+        <w:t>Премиальный ремонт квартир и домов. До 5 объектов одновременно, 1–5 мастеров на объекте, у студии 120+ проектов.</w:t>
+      </w:r>
+    </w:p>
+    <w:p>
+      <w:pPr>
+        <w:spacing w:after="0"/>
+        <w:ind w:left="283" w:hanging="159"/>
+      </w:pPr>
+      <w:r>
+        <w:rPr>
+          <w:sz w:val="17"/>
+        </w:rPr>
+        <w:t>— Считала сметы по объектам, вела снабжение материалами, платежи и документы</w:t>
+      </w:r>
+    </w:p>
+    <w:p>
+      <w:pPr>
+        <w:spacing w:after="0"/>
+        <w:ind w:left="283" w:hanging="159"/>
+      </w:pPr>
+      <w:r>
+        <w:rPr>
+          <w:sz w:val="17"/>
+        </w:rPr>
+        <w:t>— Нанимала работников и бригады под объём работ, вела клиентов и мастеров</w:t>
+      </w:r>
+    </w:p>
+    <w:p>
+      <w:pPr>
+        <w:spacing w:after="0"/>
+        <w:ind w:left="283" w:hanging="159"/>
+      </w:pPr>
+      <w:r>
+        <w:rPr>
+          <w:sz w:val="17"/>
+        </w:rPr>
+        <w:t>— Составила методички по производству строительно-отделочных работ</w:t>
+      </w:r>
+    </w:p>
+    <w:p>
+      <w:pPr>
+        <w:spacing w:after="20"/>
+        <w:ind w:left="283" w:hanging="159"/>
+      </w:pPr>
+      <w:r>
+        <w:rPr>
+          <w:b/>
+          <w:sz w:val="17"/>
+        </w:rPr>
+        <w:t xml:space="preserve">— Результат: </w:t>
+      </w:r>
+      <w:r>
+        <w:rPr>
+          <w:sz w:val="17"/>
+        </w:rPr>
+        <w:t>деньги, люди и материалы держались на мне; решения оставались за основателем, объекты посещали вместе</w:t>
+      </w:r>
+    </w:p>
+    <w:p>
+      <w:pPr>
+        <w:spacing w:after="0" w:before="80"/>
+      </w:pPr>
+      <w:r>
+        <w:rPr>
+          <w:b w:val="0"/>
+          <w:sz w:val="17"/>
         </w:rPr>
         <w:t xml:space="preserve">08.2023 — 04.2025 | </w:t>
       </w:r>
       <w:r>
         <w:rPr>
           <w:b/>
-          <w:sz w:val="18"/>
+          <w:sz w:val="17"/>
         </w:rPr>
         <w:t>Картограф-редактор</w:t>
       </w:r>
       <w:r>
         <w:rPr>
           <w:b/>
-          <w:sz w:val="18"/>
+          <w:sz w:val="17"/>
         </w:rPr>
         <w:t>, картографическое предприятие, Минск</w:t>
       </w:r>
@@ -314,7 +461,7 @@
           <w:b w:val="0"/>
           <w:i/>
           <w:color w:val="505050"/>
-          <w:sz w:val="18"/>
+          <w:sz w:val="17"/>
         </w:rPr>
         <w:t>Обязательная отработка по распределению; параллельно вела ассистентские проекты.</w:t>
       </w:r>
@@ -326,168 +473,21 @@
       <w:r>
         <w:rPr>
           <w:b w:val="0"/>
-          <w:sz w:val="18"/>
-        </w:rPr>
-        <w:t xml:space="preserve">11.2023 — 04.2025 | </w:t>
-      </w:r>
-      <w:r>
-        <w:rPr>
-          <w:b/>
-          <w:sz w:val="18"/>
-        </w:rPr>
-        <w:t>Бизнес-ассистент основателя</w:t>
-      </w:r>
-      <w:r>
-        <w:rPr>
-          <w:b/>
-          <w:sz w:val="18"/>
-        </w:rPr>
-        <w:t>, ETICO.BY, студия премиального ремонта, Минск</w:t>
-      </w:r>
-    </w:p>
-    <w:p>
-      <w:pPr>
-        <w:spacing w:after="20" w:before="0"/>
-      </w:pPr>
-      <w:r>
-        <w:rPr>
-          <w:b w:val="0"/>
-          <w:i/>
-          <w:color w:val="505050"/>
-          <w:sz w:val="18"/>
-        </w:rPr>
-        <w:t>Премиальный ремонт квартир и домов. До 5 объектов одновременно, 1–5 мастеров на объекте, у студии 120+ проектов.</w:t>
-      </w:r>
-    </w:p>
-    <w:p>
-      <w:pPr>
-        <w:spacing w:after="0"/>
-        <w:ind w:left="283" w:hanging="159"/>
-      </w:pPr>
-      <w:r>
-        <w:rPr>
-          <w:sz w:val="18"/>
-        </w:rPr>
-        <w:t>— Считала сметы по объектам, вела снабжение материалами, платежи и документы</w:t>
-      </w:r>
-    </w:p>
-    <w:p>
-      <w:pPr>
-        <w:spacing w:after="0"/>
-        <w:ind w:left="283" w:hanging="159"/>
-      </w:pPr>
-      <w:r>
-        <w:rPr>
-          <w:sz w:val="18"/>
-        </w:rPr>
-        <w:t>— Нанимала работников и бригады под объём работ, вела клиентов и мастеров</w:t>
-      </w:r>
-    </w:p>
-    <w:p>
-      <w:pPr>
-        <w:spacing w:after="0"/>
-        <w:ind w:left="283" w:hanging="159"/>
-      </w:pPr>
-      <w:r>
-        <w:rPr>
-          <w:sz w:val="18"/>
-        </w:rPr>
-        <w:t>— Составила методички по производству строительно-отделочных работ</w:t>
-      </w:r>
-    </w:p>
-    <w:p>
-      <w:pPr>
-        <w:spacing w:after="20"/>
-        <w:ind w:left="283" w:hanging="159"/>
-      </w:pPr>
-      <w:r>
-        <w:rPr>
-          <w:b/>
-          <w:sz w:val="18"/>
-        </w:rPr>
-        <w:t xml:space="preserve">— Результат: </w:t>
-      </w:r>
-      <w:r>
-        <w:rPr>
-          <w:sz w:val="18"/>
-        </w:rPr>
-        <w:t>деньги, люди и материалы держались на мне; решения оставались за основателем, объекты посещали вместе</w:t>
-      </w:r>
-    </w:p>
-    <w:p>
-      <w:pPr>
-        <w:spacing w:after="0" w:before="80"/>
-      </w:pPr>
-      <w:r>
-        <w:rPr>
-          <w:b w:val="0"/>
-          <w:sz w:val="18"/>
-        </w:rPr>
-        <w:t xml:space="preserve">03.2024 — 08.2025 | </w:t>
-      </w:r>
-      <w:r>
-        <w:rPr>
-          <w:b/>
-          <w:sz w:val="18"/>
-        </w:rPr>
-        <w:t>Технический ассистент</w:t>
-      </w:r>
-      <w:r>
-        <w:rPr>
-          <w:b/>
-          <w:sz w:val="18"/>
-        </w:rPr>
-        <w:t>, психологические группы, психолог с аудиторией 31,2 тыс., удалённо</w:t>
-      </w:r>
-    </w:p>
-    <w:p>
-      <w:pPr>
-        <w:spacing w:after="20" w:before="0"/>
-      </w:pPr>
-      <w:r>
-        <w:rPr>
-          <w:b w:val="0"/>
-          <w:i/>
-          <w:color w:val="505050"/>
-          <w:sz w:val="18"/>
-        </w:rPr>
-        <w:t>Онлайн-группы, 1 год 5 месяцев; работа параллельно с ETICO.BY.</w:t>
-      </w:r>
-    </w:p>
-    <w:p>
-      <w:pPr>
-        <w:spacing w:after="0"/>
-        <w:ind w:left="283" w:hanging="159"/>
-      </w:pPr>
-      <w:r>
-        <w:rPr>
-          <w:sz w:val="18"/>
-        </w:rPr>
-        <w:t>— Вела группы технически: GetCourse и Zoom, материалы, модерация чатов, контроль оплат — за ведущим оставалось только содержание работы</w:t>
-      </w:r>
-    </w:p>
-    <w:p>
-      <w:pPr>
-        <w:spacing w:after="0" w:before="80"/>
-      </w:pPr>
-      <w:r>
-        <w:rPr>
-          <w:b w:val="0"/>
-          <w:sz w:val="18"/>
+          <w:sz w:val="17"/>
         </w:rPr>
         <w:t xml:space="preserve">07.2023 — 11.2023 | </w:t>
       </w:r>
       <w:r>
         <w:rPr>
           <w:b/>
-          <w:sz w:val="18"/>
+          <w:sz w:val="17"/>
         </w:rPr>
         <w:t>Ассистент по контенту и продакшену</w:t>
       </w:r>
       <w:r>
         <w:rPr>
           <w:b/>
-          <w:sz w:val="18"/>
+          <w:sz w:val="17"/>
         </w:rPr>
         <w:t>, инфобизнес: блог и онлайн-курс, Минск и удалённо</w:t>
       </w:r>
@@ -501,7 +501,7 @@
           <w:b w:val="0"/>
           <w:i/>
           <w:color w:val="505050"/>
-          <w:sz w:val="18"/>
+          <w:sz w:val="17"/>
         </w:rPr>
         <w:t>Плотная загрузка 3–4 часа в день.</w:t>
       </w:r>
@@ -513,7 +513,7 @@
       </w:pPr>
       <w:r>
         <w:rPr>
-          <w:sz w:val="18"/>
+          <w:sz w:val="17"/>
         </w:rPr>
         <w:t>— Организовала съёмки курса, монтаж в CapCut и визуализацию в Canva, монтаж Reels; бронировала студии, отели и квартиры под жёсткие критерии, вела ресёрч по ТЗ</w:t>
       </w:r>
@@ -526,13 +526,13 @@
       <w:r>
         <w:rPr>
           <w:b/>
-          <w:sz w:val="18"/>
+          <w:sz w:val="17"/>
         </w:rPr>
         <w:t xml:space="preserve">— Результат: </w:t>
       </w:r>
       <w:r>
         <w:rPr>
-          <w:sz w:val="18"/>
+          <w:sz w:val="17"/>
         </w:rPr>
         <w:t>курс из состояния «на бумаге» доведён до упакованного и готового к запуску, с материалами для домашних заданий</w:t>
       </w:r>
@@ -544,21 +544,21 @@
       <w:r>
         <w:rPr>
           <w:b w:val="0"/>
-          <w:sz w:val="18"/>
+          <w:sz w:val="17"/>
         </w:rPr>
         <w:t xml:space="preserve">09.2022 — 06.2023 | </w:t>
       </w:r>
       <w:r>
         <w:rPr>
           <w:b/>
-          <w:sz w:val="18"/>
+          <w:sz w:val="17"/>
         </w:rPr>
         <w:t>Преподаватель картографических дисциплин; специалист по обеспечению учебного процесса</w:t>
       </w:r>
       <w:r>
         <w:rPr>
           <w:b/>
-          <w:sz w:val="18"/>
+          <w:sz w:val="17"/>
         </w:rPr>
         <w:t>, БГУ, Минск</w:t>
       </w:r>
@@ -572,7 +572,7 @@
           <w:b w:val="0"/>
           <w:i/>
           <w:color w:val="505050"/>
-          <w:sz w:val="18"/>
+          <w:sz w:val="17"/>
         </w:rPr>
         <w:t>Во время магистратуры: практические и лабораторные занятия, организация учебного процесса на кафедре.</w:t>
       </w:r>
@@ -584,21 +584,21 @@
       <w:r>
         <w:rPr>
           <w:b w:val="0"/>
-          <w:sz w:val="18"/>
+          <w:sz w:val="17"/>
         </w:rPr>
         <w:t xml:space="preserve">09.2016 — 11.2019 | </w:t>
       </w:r>
       <w:r>
         <w:rPr>
           <w:b/>
-          <w:sz w:val="18"/>
+          <w:sz w:val="17"/>
         </w:rPr>
         <w:t>Ассистент руководителя</w:t>
       </w:r>
       <w:r>
         <w:rPr>
           <w:b/>
-          <w:sz w:val="18"/>
+          <w:sz w:val="17"/>
         </w:rPr>
         <w:t>, онлайн-школа CT-EXPRESS, Минск</w:t>
       </w:r>
@@ -612,9 +612,9 @@
           <w:b w:val="0"/>
           <w:i/>
           <w:color w:val="505050"/>
-          <w:sz w:val="18"/>
+          <w:sz w:val="17"/>
         </w:rPr>
-        <w:t>Первая работа, с 11 класса, 3 года 2 месяца. Аудитория — школьники 9–11 классов.</w:t>
+        <w:t>Первая работа, с 11 класса, 3 года 2 месяца. Школьники 9–11 классов.</w:t>
       </w:r>
     </w:p>
     <w:p>
@@ -624,7 +624,7 @@
       </w:pPr>
       <w:r>
         <w:rPr>
-          <w:sz w:val="18"/>
+          <w:sz w:val="17"/>
         </w:rPr>
         <w:t>— Вела учебные группы и чаты, готовила визуал (посты, календари, сертификаты), организовывала мероприятия, запустила и вела Instagram проекта</w:t>
       </w:r>
@@ -637,20 +637,20 @@
       <w:r>
         <w:rPr>
           <w:b/>
-          <w:sz w:val="18"/>
+          <w:sz w:val="17"/>
         </w:rPr>
         <w:t xml:space="preserve">— Результат: </w:t>
       </w:r>
       <w:r>
         <w:rPr>
-          <w:sz w:val="18"/>
+          <w:sz w:val="17"/>
         </w:rPr>
         <w:t>школа выросла с одного предмета до трёх — русский, биология, английский</w:t>
       </w:r>
     </w:p>
     <w:p>
       <w:pPr>
-        <w:spacing w:after="20" w:before="100"/>
+        <w:spacing w:after="20" w:before="80"/>
       </w:pPr>
       <w:r>
         <w:rPr>
@@ -668,14 +668,14 @@
       <w:r>
         <w:rPr>
           <w:b w:val="0"/>
-          <w:sz w:val="18"/>
+          <w:sz w:val="17"/>
         </w:rPr>
         <w:t xml:space="preserve">2017 — 2023 | </w:t>
       </w:r>
       <w:r>
         <w:rPr>
           <w:b/>
-          <w:sz w:val="18"/>
+          <w:sz w:val="17"/>
         </w:rPr>
         <w:t>Белорусский государственный университет, Минск</w:t>
       </w:r>
@@ -688,7 +688,7 @@
         <w:rPr>
           <w:b w:val="0"/>
           <w:i w:val="0"/>
-          <w:sz w:val="18"/>
+          <w:sz w:val="17"/>
         </w:rPr>
         <w:t>Факультет географии и геоинформатики, кафедра геодезии и космоаэрокартографии</w:t>
       </w:r>
@@ -701,7 +701,7 @@
         <w:rPr>
           <w:b w:val="0"/>
           <w:i w:val="0"/>
-          <w:sz w:val="18"/>
+          <w:sz w:val="17"/>
         </w:rPr>
         <w:t>Направление: картографо-геодезическая деятельность, специалист; магистр географических наук</w:t>
       </w:r>
@@ -714,7 +714,7 @@
         <w:rPr>
           <w:b w:val="0"/>
           <w:i w:val="0"/>
-          <w:sz w:val="18"/>
+          <w:sz w:val="17"/>
         </w:rPr>
         <w:t>Научная работа: анализ способов изображения плотности населения Беларуси. Председатель жилищно-бытовой комиссии профкома факультета: документооборот, база данных, заселение студентов.</w:t>
       </w:r>
@@ -726,28 +726,28 @@
       <w:r>
         <w:rPr>
           <w:b w:val="0"/>
-          <w:sz w:val="18"/>
+          <w:sz w:val="17"/>
         </w:rPr>
         <w:t xml:space="preserve">июль 2026 | </w:t>
       </w:r>
       <w:r>
         <w:rPr>
           <w:b/>
-          <w:sz w:val="18"/>
+          <w:sz w:val="17"/>
         </w:rPr>
         <w:t>Образовательный центр BELHARD</w:t>
       </w:r>
       <w:r>
         <w:rPr>
           <w:b w:val="0"/>
-          <w:sz w:val="18"/>
+          <w:sz w:val="17"/>
         </w:rPr>
         <w:t xml:space="preserve"> — «Аналитик данных с нуля»: SQL и оконные функции, статистика и A/B-тесты, Python, BI-дашборды</w:t>
       </w:r>
     </w:p>
     <w:p>
       <w:pPr>
-        <w:spacing w:after="20" w:before="100"/>
+        <w:spacing w:after="20" w:before="80"/>
       </w:pPr>
       <w:r>
         <w:rPr>
@@ -766,14 +766,14 @@
         <w:rPr>
           <w:b w:val="0"/>
           <w:i w:val="0"/>
-          <w:sz w:val="18"/>
+          <w:sz w:val="17"/>
         </w:rPr>
         <w:t>июль 2026 | Сертификат об окончании курса «Аналитик данных с нуля», Образовательный центр BELHARD</w:t>
       </w:r>
     </w:p>
     <w:p>
       <w:pPr>
-        <w:spacing w:after="20" w:before="100"/>
+        <w:spacing w:after="20" w:before="80"/>
       </w:pPr>
       <w:r>
         <w:rPr>
@@ -791,14 +791,14 @@
       <w:r>
         <w:rPr>
           <w:b/>
-          <w:sz w:val="18"/>
+          <w:sz w:val="17"/>
         </w:rPr>
         <w:t xml:space="preserve">Организация и операционка: </w:t>
       </w:r>
       <w:r>
         <w:rPr>
           <w:b w:val="0"/>
-          <w:sz w:val="18"/>
+          <w:sz w:val="17"/>
         </w:rPr>
         <w:t>вебинары и эфиры, учебные группы и чаты, мероприятия, контроль оплат, документооборот</w:t>
       </w:r>
@@ -810,14 +810,14 @@
       <w:r>
         <w:rPr>
           <w:b/>
-          <w:sz w:val="18"/>
+          <w:sz w:val="17"/>
         </w:rPr>
         <w:t xml:space="preserve">Проект и команда: </w:t>
       </w:r>
       <w:r>
         <w:rPr>
           <w:b w:val="0"/>
-          <w:sz w:val="18"/>
+          <w:sz w:val="17"/>
         </w:rPr>
         <w:t>недельные спринты, ежедневные созвоны, статус по срокам и рискам, адаптация новичков</w:t>
       </w:r>
@@ -829,14 +829,14 @@
       <w:r>
         <w:rPr>
           <w:b/>
-          <w:sz w:val="18"/>
+          <w:sz w:val="17"/>
         </w:rPr>
         <w:t xml:space="preserve">Найм и деньги: </w:t>
       </w:r>
       <w:r>
         <w:rPr>
           <w:b w:val="0"/>
-          <w:sz w:val="18"/>
+          <w:sz w:val="17"/>
         </w:rPr>
         <w:t>анкеты и структурированные интервью, скоринговые карты, подбор бригад; сметы, закупки, снабжение, платежи</w:t>
       </w:r>
@@ -848,14 +848,14 @@
       <w:r>
         <w:rPr>
           <w:b/>
-          <w:sz w:val="18"/>
+          <w:sz w:val="17"/>
         </w:rPr>
         <w:t xml:space="preserve">Контент и документы: </w:t>
       </w:r>
       <w:r>
         <w:rPr>
           <w:b w:val="0"/>
-          <w:sz w:val="18"/>
+          <w:sz w:val="17"/>
         </w:rPr>
         <w:t>съёмка и монтаж курсов и Reels, обложки и сертификаты, Instagram; методички и регламенты по процессам</w:t>
       </w:r>
@@ -867,14 +867,14 @@
       <w:r>
         <w:rPr>
           <w:b/>
-          <w:sz w:val="18"/>
+          <w:sz w:val="17"/>
         </w:rPr>
         <w:t xml:space="preserve">Инструменты: </w:t>
       </w:r>
       <w:r>
         <w:rPr>
           <w:b w:val="0"/>
-          <w:sz w:val="18"/>
+          <w:sz w:val="17"/>
         </w:rPr>
         <w:t>Notion, GetCourse, Zoom, Google Workspace, Canva, Illustrator, CapCut; SQL и Grafana</w:t>
       </w:r>
@@ -886,14 +886,14 @@
       <w:r>
         <w:rPr>
           <w:b/>
-          <w:sz w:val="18"/>
+          <w:sz w:val="17"/>
         </w:rPr>
         <w:t xml:space="preserve">Языки: </w:t>
       </w:r>
       <w:r>
         <w:rPr>
           <w:b w:val="0"/>
-          <w:sz w:val="18"/>
+          <w:sz w:val="17"/>
         </w:rPr>
         <w:t>русский — родной; английский — B1 (Intermediate)</w:t>
       </w:r>
@@ -1272,11 +1272,11 @@
     <w:qFormat/>
     <w:rsid w:val="00FC693F"/>
     <w:pPr>
-      <w:spacing w:after="0" w:line="233" w:lineRule="auto"/>
+      <w:spacing w:after="0" w:line="228" w:lineRule="auto"/>
     </w:pPr>
     <w:rPr>
       <w:rFonts w:ascii="Calibri" w:hAnsi="Calibri"/>
-      <w:sz w:val="18"/>
+      <w:sz w:val="17"/>
     </w:rPr>
   </w:style>
   <w:style w:type="paragraph" w:styleId="Header">

--- a/olga-resume-assistant.docx
+++ b/olga-resume-assistant.docx
@@ -435,46 +435,6 @@
           <w:b w:val="0"/>
           <w:sz w:val="17"/>
         </w:rPr>
-        <w:t xml:space="preserve">08.2023 — 04.2025 | </w:t>
-      </w:r>
-      <w:r>
-        <w:rPr>
-          <w:b/>
-          <w:sz w:val="17"/>
-        </w:rPr>
-        <w:t>Картограф-редактор</w:t>
-      </w:r>
-      <w:r>
-        <w:rPr>
-          <w:b/>
-          <w:sz w:val="17"/>
-        </w:rPr>
-        <w:t>, картографическое предприятие, Минск</w:t>
-      </w:r>
-    </w:p>
-    <w:p>
-      <w:pPr>
-        <w:spacing w:after="20" w:before="0"/>
-      </w:pPr>
-      <w:r>
-        <w:rPr>
-          <w:b w:val="0"/>
-          <w:i/>
-          <w:color w:val="505050"/>
-          <w:sz w:val="17"/>
-        </w:rPr>
-        <w:t>Обязательная отработка по распределению; параллельно вела ассистентские проекты.</w:t>
-      </w:r>
-    </w:p>
-    <w:p>
-      <w:pPr>
-        <w:spacing w:after="0" w:before="80"/>
-      </w:pPr>
-      <w:r>
-        <w:rPr>
-          <w:b w:val="0"/>
-          <w:sz w:val="17"/>
-        </w:rPr>
         <w:t xml:space="preserve">07.2023 — 11.2023 | </w:t>
       </w:r>
       <w:r>
@@ -546,46 +506,6 @@
           <w:b w:val="0"/>
           <w:sz w:val="17"/>
         </w:rPr>
-        <w:t xml:space="preserve">09.2022 — 06.2023 | </w:t>
-      </w:r>
-      <w:r>
-        <w:rPr>
-          <w:b/>
-          <w:sz w:val="17"/>
-        </w:rPr>
-        <w:t>Преподаватель картографических дисциплин; специалист по обеспечению учебного процесса</w:t>
-      </w:r>
-      <w:r>
-        <w:rPr>
-          <w:b/>
-          <w:sz w:val="17"/>
-        </w:rPr>
-        <w:t>, БГУ, Минск</w:t>
-      </w:r>
-    </w:p>
-    <w:p>
-      <w:pPr>
-        <w:spacing w:after="20" w:before="0"/>
-      </w:pPr>
-      <w:r>
-        <w:rPr>
-          <w:b w:val="0"/>
-          <w:i/>
-          <w:color w:val="505050"/>
-          <w:sz w:val="17"/>
-        </w:rPr>
-        <w:t>Во время магистратуры: практические и лабораторные занятия, организация учебного процесса на кафедре.</w:t>
-      </w:r>
-    </w:p>
-    <w:p>
-      <w:pPr>
-        <w:spacing w:after="0" w:before="80"/>
-      </w:pPr>
-      <w:r>
-        <w:rPr>
-          <w:b w:val="0"/>
-          <w:sz w:val="17"/>
-        </w:rPr>
         <w:t xml:space="preserve">09.2016 — 11.2019 | </w:t>
       </w:r>
       <w:r>
@@ -646,6 +566,26 @@
           <w:sz w:val="17"/>
         </w:rPr>
         <w:t>школа выросла с одного предмета до трёх — русский, биология, английский</w:t>
+      </w:r>
+    </w:p>
+    <w:p>
+      <w:pPr>
+        <w:spacing w:before="100" w:after="0"/>
+      </w:pPr>
+      <w:r>
+        <w:rPr>
+          <w:b/>
+          <w:sz w:val="17"/>
+        </w:rPr>
+        <w:t xml:space="preserve">Другой опыт (подробно — в портфолио): </w:t>
+      </w:r>
+      <w:r>
+        <w:rPr>
+          <w:i/>
+          <w:color w:val="505050"/>
+          <w:sz w:val="17"/>
+        </w:rPr>
+        <w:t>08.2023 — 04.2025 картограф-редактор на предприятии (обязательная отработка); 09.2022 — 06.2023 преподаватель картографических дисциплин и специалист кафедры в БГУ.</w:t>
       </w:r>
     </w:p>
     <w:p>

--- a/olga-resume-assistant.docx
+++ b/olga-resume-assistant.docx
@@ -90,7 +90,7 @@
           <w:i w:val="0"/>
           <w:sz w:val="21"/>
         </w:rPr>
-        <w:t>Опыт работы (общий стаж: 7 лет 1 месяц)</w:t>
+        <w:t>Опыт работы (в ассистентстве 6 лет 4 месяца; общий стаж 7 лет 1 месяц)</w:t>
       </w:r>
     </w:p>
     <w:p>
